--- a/docs/Agent-Factory-Product-Requirements.docx
+++ b/docs/Agent-Factory-Product-Requirements.docx
@@ -2117,7 +2117,7 @@
           <w:sz w:val="21"/>
           <w:szCs w:val="21"/>
         </w:rPr>
-        <w:t xml:space="preserve">Claude API for every LLM call in the pipeline. An embedding / vector store provider for knowledge ingestion. Hosting and infrastructure for the pipeline and deployed agents.</w:t>
+        <w:t xml:space="preserve">Euri AI gateway (OpenAI-compatible; not a direct Anthropic/OpenAI relationship) for every LLM call in the pipeline. An embedding / vector store provider for knowledge ingestion. Hosting and infrastructure for the pipeline and deployed agents.</w:t>
       </w:r>
     </w:p>
     <w:p>
